--- a/submit/测试报告.docx
+++ b/submit/测试报告.docx
@@ -152,7 +152,7 @@
                 <w:color w:val="111827"/>
                 <w:sz w:val="20"/>
               </w:rPr>
-              <w:t>2026 年 9 月 19 日</w:t>
+              <w:t>2026 年 9 月 20 日</w:t>
             </w:r>
           </w:p>
         </w:tc>
@@ -285,7 +285,7 @@
           <w:rFonts w:ascii="PingFang SC" w:hAnsi="PingFang SC" w:eastAsia="PingFang SC"/>
           <w:sz w:val="21"/>
         </w:rPr>
-        <w:t>本轮测试围绕系统的正常、边界和异常三条路径展开。Week 3 接口回归测试共 13 项，结果为 13 项通过、0 项失败，总耗时 14.083 秒。测试覆盖服务健康检查、文本及 TXT 简历输入、Top-k 边界、聚类查询、岗位评分、本地 Agent 路由以及多类错误输入。</w:t>
+        <w:t>本轮测试围绕系统的正常、边界和异常三条路径展开。Week 3 接口回归测试共 14 项，结果为 14 项通过、0 项失败，总耗时 14.623 秒；项目全量单元测试共 29 项，29 项通过，0 项失败。测试覆盖服务健康检查、文本及 TXT 简历输入、Top-k 边界、聚类查询、岗位评分、本地 Agent 路由、真实模型错误处理以及多类异常输入。</w:t>
       </w:r>
     </w:p>
     <w:p>
@@ -297,7 +297,7 @@
           <w:rFonts w:ascii="PingFang SC" w:hAnsi="PingFang SC" w:eastAsia="PingFang SC"/>
           <w:sz w:val="21"/>
         </w:rPr>
-        <w:t>人岗匹配已完成索引复用优化。同一测试环境中，优化前的单次匹配中位数约为 13.1534 秒；优化后冷启动首次请求耗时 13.4496 秒，索引预热后 Top-5 请求中位数为 0.1705 秒。冷启动成本仍然存在，但连续演示时的等待已显著降低。</w:t>
+        <w:t>人岗匹配已完成索引复用优化。同一测试环境中，优化前的单次匹配中位数约为 13.1534 秒；优化后冷启动首次请求耗时 13.3819 秒，索引预热后 Top-5 请求中位数为 0.1789 秒。冷启动成本仍然存在，但连续演示时的等待已显著降低。</w:t>
       </w:r>
     </w:p>
     <w:p>
@@ -1437,7 +1437,7 @@
                 <w:rFonts w:ascii="PingFang SC" w:hAnsi="PingFang SC" w:eastAsia="PingFang SC"/>
                 <w:sz w:val="17"/>
               </w:rPr>
-              <w:t>Top-k 证据与本地回退</w:t>
+              <w:t>Top-k 证据；索引不可用时返回 503</w:t>
             </w:r>
           </w:p>
         </w:tc>
@@ -1463,6 +1463,105 @@
                 <w:rFonts w:ascii="PingFang SC" w:hAnsi="PingFang SC" w:eastAsia="PingFang SC"/>
                 <w:sz w:val="17"/>
               </w:rPr>
+              <w:t>GET</w:t>
+            </w:r>
+          </w:p>
+        </w:tc>
+        <w:tc>
+          <w:tcPr>
+            <w:tcW w:type="dxa" w:w="1871"/>
+            <w:vAlign w:val="center"/>
+            <w:tcMar>
+              <w:top w:w="90" w:type="dxa"/>
+              <w:start w:w="90" w:type="dxa"/>
+              <w:bottom w:w="90" w:type="dxa"/>
+              <w:end w:w="90" w:type="dxa"/>
+            </w:tcMar>
+          </w:tcPr>
+          <w:p>
+            <w:pPr>
+              <w:spacing w:after="0"/>
+            </w:pPr>
+            <w:r>
+              <w:rPr>
+                <w:rFonts w:ascii="PingFang SC" w:hAnsi="PingFang SC" w:eastAsia="PingFang SC"/>
+                <w:sz w:val="17"/>
+              </w:rPr>
+              <w:t>/api/agent_runtime</w:t>
+            </w:r>
+          </w:p>
+        </w:tc>
+        <w:tc>
+          <w:tcPr>
+            <w:tcW w:type="dxa" w:w="2835"/>
+            <w:vAlign w:val="center"/>
+            <w:tcMar>
+              <w:top w:w="90" w:type="dxa"/>
+              <w:start w:w="90" w:type="dxa"/>
+              <w:bottom w:w="90" w:type="dxa"/>
+              <w:end w:w="90" w:type="dxa"/>
+            </w:tcMar>
+          </w:tcPr>
+          <w:p>
+            <w:pPr>
+              <w:spacing w:after="0"/>
+            </w:pPr>
+            <w:r>
+              <w:rPr>
+                <w:rFonts w:ascii="PingFang SC" w:hAnsi="PingFang SC" w:eastAsia="PingFang SC"/>
+                <w:sz w:val="17"/>
+              </w:rPr>
+              <w:t>Agent 运行配置</w:t>
+            </w:r>
+          </w:p>
+        </w:tc>
+        <w:tc>
+          <w:tcPr>
+            <w:tcW w:type="dxa" w:w="3515"/>
+            <w:vAlign w:val="center"/>
+            <w:tcMar>
+              <w:top w:w="90" w:type="dxa"/>
+              <w:start w:w="90" w:type="dxa"/>
+              <w:bottom w:w="90" w:type="dxa"/>
+              <w:end w:w="90" w:type="dxa"/>
+            </w:tcMar>
+          </w:tcPr>
+          <w:p>
+            <w:pPr>
+              <w:spacing w:after="0"/>
+            </w:pPr>
+            <w:r>
+              <w:rPr>
+                <w:rFonts w:ascii="PingFang SC" w:hAnsi="PingFang SC" w:eastAsia="PingFang SC"/>
+                <w:sz w:val="17"/>
+              </w:rPr>
+              <w:t>模型、协议与凭据配置状态</w:t>
+            </w:r>
+          </w:p>
+        </w:tc>
+      </w:tr>
+      <w:tr>
+        <w:tc>
+          <w:tcPr>
+            <w:tcW w:type="dxa" w:w="737"/>
+            <w:vAlign w:val="center"/>
+            <w:tcMar>
+              <w:top w:w="90" w:type="dxa"/>
+              <w:start w:w="90" w:type="dxa"/>
+              <w:bottom w:w="90" w:type="dxa"/>
+              <w:end w:w="90" w:type="dxa"/>
+            </w:tcMar>
+            <w:shd w:fill="F8FAFC"/>
+          </w:tcPr>
+          <w:p>
+            <w:pPr>
+              <w:spacing w:after="0"/>
+            </w:pPr>
+            <w:r>
+              <w:rPr>
+                <w:rFonts w:ascii="PingFang SC" w:hAnsi="PingFang SC" w:eastAsia="PingFang SC"/>
+                <w:sz w:val="17"/>
+              </w:rPr>
               <w:t>POST</w:t>
             </w:r>
           </w:p>
@@ -1477,6 +1576,7 @@
               <w:bottom w:w="90" w:type="dxa"/>
               <w:end w:w="90" w:type="dxa"/>
             </w:tcMar>
+            <w:shd w:fill="F8FAFC"/>
           </w:tcPr>
           <w:p>
             <w:pPr>
@@ -1501,6 +1601,7 @@
               <w:bottom w:w="90" w:type="dxa"/>
               <w:end w:w="90" w:type="dxa"/>
             </w:tcMar>
+            <w:shd w:fill="F8FAFC"/>
           </w:tcPr>
           <w:p>
             <w:pPr>
@@ -1525,6 +1626,7 @@
               <w:bottom w:w="90" w:type="dxa"/>
               <w:end w:w="90" w:type="dxa"/>
             </w:tcMar>
+            <w:shd w:fill="F8FAFC"/>
           </w:tcPr>
           <w:p>
             <w:pPr>
@@ -1535,7 +1637,7 @@
                 <w:rFonts w:ascii="PingFang SC" w:hAnsi="PingFang SC" w:eastAsia="PingFang SC"/>
                 <w:sz w:val="17"/>
               </w:rPr>
-              <w:t>本地模式不发起外部模型请求</w:t>
+              <w:t>本地模式不调用模型；真实模式使用 Responses Function Calling</w:t>
             </w:r>
           </w:p>
         </w:tc>
@@ -3691,6 +3793,158 @@
           </w:p>
         </w:tc>
       </w:tr>
+      <w:tr>
+        <w:tc>
+          <w:tcPr>
+            <w:tcW w:type="dxa" w:w="907"/>
+            <w:vAlign w:val="center"/>
+            <w:tcMar>
+              <w:top w:w="90" w:type="dxa"/>
+              <w:start w:w="90" w:type="dxa"/>
+              <w:bottom w:w="90" w:type="dxa"/>
+              <w:end w:w="90" w:type="dxa"/>
+            </w:tcMar>
+            <w:shd w:fill="F8FAFC"/>
+          </w:tcPr>
+          <w:p>
+            <w:pPr>
+              <w:spacing w:after="0"/>
+            </w:pPr>
+            <w:r>
+              <w:rPr>
+                <w:rFonts w:ascii="PingFang SC" w:hAnsi="PingFang SC" w:eastAsia="PingFang SC"/>
+                <w:sz w:val="16"/>
+              </w:rPr>
+              <w:t>W3-14</w:t>
+            </w:r>
+          </w:p>
+        </w:tc>
+        <w:tc>
+          <w:tcPr>
+            <w:tcW w:type="dxa" w:w="1020"/>
+            <w:vAlign w:val="center"/>
+            <w:tcMar>
+              <w:top w:w="90" w:type="dxa"/>
+              <w:start w:w="90" w:type="dxa"/>
+              <w:bottom w:w="90" w:type="dxa"/>
+              <w:end w:w="90" w:type="dxa"/>
+            </w:tcMar>
+            <w:shd w:fill="F8FAFC"/>
+          </w:tcPr>
+          <w:p>
+            <w:pPr>
+              <w:spacing w:after="0"/>
+            </w:pPr>
+            <w:r>
+              <w:rPr>
+                <w:rFonts w:ascii="PingFang SC" w:hAnsi="PingFang SC" w:eastAsia="PingFang SC"/>
+                <w:sz w:val="16"/>
+              </w:rPr>
+              <w:t>异常</w:t>
+            </w:r>
+          </w:p>
+        </w:tc>
+        <w:tc>
+          <w:tcPr>
+            <w:tcW w:type="dxa" w:w="2268"/>
+            <w:vAlign w:val="center"/>
+            <w:tcMar>
+              <w:top w:w="90" w:type="dxa"/>
+              <w:start w:w="90" w:type="dxa"/>
+              <w:bottom w:w="90" w:type="dxa"/>
+              <w:end w:w="90" w:type="dxa"/>
+            </w:tcMar>
+            <w:shd w:fill="F8FAFC"/>
+          </w:tcPr>
+          <w:p>
+            <w:pPr>
+              <w:spacing w:after="0"/>
+            </w:pPr>
+            <w:r>
+              <w:rPr>
+                <w:rFonts w:ascii="PingFang SC" w:hAnsi="PingFang SC" w:eastAsia="PingFang SC"/>
+                <w:sz w:val="16"/>
+              </w:rPr>
+              <w:t>POST /chat</w:t>
+            </w:r>
+          </w:p>
+        </w:tc>
+        <w:tc>
+          <w:tcPr>
+            <w:tcW w:type="dxa" w:w="3969"/>
+            <w:vAlign w:val="center"/>
+            <w:tcMar>
+              <w:top w:w="90" w:type="dxa"/>
+              <w:start w:w="90" w:type="dxa"/>
+              <w:bottom w:w="90" w:type="dxa"/>
+              <w:end w:w="90" w:type="dxa"/>
+            </w:tcMar>
+            <w:shd w:fill="F8FAFC"/>
+          </w:tcPr>
+          <w:p>
+            <w:pPr>
+              <w:spacing w:after="0"/>
+            </w:pPr>
+            <w:r>
+              <w:rPr>
+                <w:rFonts w:ascii="PingFang SC" w:hAnsi="PingFang SC" w:eastAsia="PingFang SC"/>
+                <w:sz w:val="16"/>
+              </w:rPr>
+              <w:t>真实模型网关抛出异常</w:t>
+            </w:r>
+          </w:p>
+        </w:tc>
+        <w:tc>
+          <w:tcPr>
+            <w:tcW w:type="dxa" w:w="4819"/>
+            <w:vAlign w:val="center"/>
+            <w:tcMar>
+              <w:top w:w="90" w:type="dxa"/>
+              <w:start w:w="90" w:type="dxa"/>
+              <w:bottom w:w="90" w:type="dxa"/>
+              <w:end w:w="90" w:type="dxa"/>
+            </w:tcMar>
+            <w:shd w:fill="F8FAFC"/>
+          </w:tcPr>
+          <w:p>
+            <w:pPr>
+              <w:spacing w:after="0"/>
+            </w:pPr>
+            <w:r>
+              <w:rPr>
+                <w:rFonts w:ascii="PingFang SC" w:hAnsi="PingFang SC" w:eastAsia="PingFang SC"/>
+                <w:sz w:val="16"/>
+              </w:rPr>
+              <w:t>返回 502；不降级为本地答案</w:t>
+            </w:r>
+          </w:p>
+        </w:tc>
+        <w:tc>
+          <w:tcPr>
+            <w:tcW w:type="dxa" w:w="1134"/>
+            <w:vAlign w:val="center"/>
+            <w:tcMar>
+              <w:top w:w="90" w:type="dxa"/>
+              <w:start w:w="90" w:type="dxa"/>
+              <w:bottom w:w="90" w:type="dxa"/>
+              <w:end w:w="90" w:type="dxa"/>
+            </w:tcMar>
+            <w:shd w:fill="F8FAFC"/>
+          </w:tcPr>
+          <w:p>
+            <w:pPr>
+              <w:spacing w:after="0"/>
+            </w:pPr>
+            <w:r>
+              <w:rPr>
+                <w:rFonts w:ascii="PingFang SC" w:hAnsi="PingFang SC" w:eastAsia="PingFang SC"/>
+                <w:sz w:val="16"/>
+              </w:rPr>
+              <w:t>通过</w:t>
+            </w:r>
+          </w:p>
+        </w:tc>
+      </w:tr>
     </w:tbl>
     <w:p>
       <w:pPr>
@@ -3706,7 +3960,7 @@
           <w:rFonts w:ascii="PingFang SC" w:hAnsi="PingFang SC" w:eastAsia="PingFang SC"/>
           <w:sz w:val="21"/>
         </w:rPr>
-        <w:t>执行命令：./scripts/python.sh -m unittest tests.test_week3_api -v。本轮结果为 Ran 13 tests in 14.083s，OK。</w:t>
+        <w:t>执行命令：./scripts/python.sh -m unittest tests.test_week3_api -v。本轮结果为 Ran 14 tests in 14.623s，OK。全量命令 ./scripts/python.sh -m unittest discover -s tests -v 结果为 Ran 29 tests in 14.623s，OK。</w:t>
       </w:r>
     </w:p>
     <w:p>
@@ -3955,7 +4209,7 @@
                 <w:rFonts w:ascii="PingFang SC" w:hAnsi="PingFang SC" w:eastAsia="PingFang SC"/>
                 <w:sz w:val="17"/>
               </w:rPr>
-              <w:t>预热后中位数 0.1705–0.2108 秒</w:t>
+              <w:t>预热后中位数 0.1789–0.2118 秒</w:t>
             </w:r>
           </w:p>
         </w:tc>
@@ -4479,7 +4733,7 @@
                 <w:rFonts w:ascii="PingFang SC" w:hAnsi="PingFang SC" w:eastAsia="PingFang SC"/>
                 <w:sz w:val="18"/>
               </w:rPr>
-              <w:t>13.4496 秒</w:t>
+              <w:t>13.3819 秒</w:t>
             </w:r>
           </w:p>
         </w:tc>
@@ -4578,7 +4832,7 @@
                 <w:rFonts w:ascii="PingFang SC" w:hAnsi="PingFang SC" w:eastAsia="PingFang SC"/>
                 <w:sz w:val="18"/>
               </w:rPr>
-              <w:t>0.1705 秒（中位数）</w:t>
+              <w:t>0.1789 秒（中位数）</w:t>
             </w:r>
           </w:p>
         </w:tc>
@@ -4679,7 +4933,7 @@
                 <w:rFonts w:ascii="PingFang SC" w:hAnsi="PingFang SC" w:eastAsia="PingFang SC"/>
                 <w:sz w:val="18"/>
               </w:rPr>
-              <w:t>0.1884 秒（中位数）</w:t>
+              <w:t>0.2027 秒（中位数）</w:t>
             </w:r>
           </w:p>
         </w:tc>
@@ -4778,7 +5032,7 @@
                 <w:rFonts w:ascii="PingFang SC" w:hAnsi="PingFang SC" w:eastAsia="PingFang SC"/>
                 <w:sz w:val="18"/>
               </w:rPr>
-              <w:t>0.2108 秒（中位数）</w:t>
+              <w:t>0.2118 秒（中位数）</w:t>
             </w:r>
           </w:p>
         </w:tc>
@@ -4855,7 +5109,19 @@
           <w:rFonts w:ascii="PingFang SC" w:hAnsi="PingFang SC" w:eastAsia="PingFang SC"/>
           <w:sz w:val="21"/>
         </w:rPr>
-        <w:t>2026 年 9 月 19 日首次构建因 Docker Hub 拉取 python:3.12-slim 超时；随后使用本机已有的 moodtune-pyspark:3.5.3 作为临时构建基础镜像完成了 ARM64 本地镜像构建。docker compose -p bossqiupin up -d 已成功启动 api 和 frontend 两个容器，API healthcheck 为 healthy，/api/health 返回 12,000 条数据，8501 前端返回 HTTP 200。Dockerfile 默认基础镜像仍为 python:3.12-slim。云服务器部署和在线地址尚未完成。</w:t>
+        <w:t>2026 年 9 月 20 日使用本机已有的 boss-qiupin-api:week3 镜像作为构建基底重建 API 镜像，将已验证的 BGE 模型快照和 FAISS 索引打包到镜像，避免运行时下载模型。docker compose 已成功启动 api 和 frontend 两个容器，API healthcheck 为 healthy，/api/health 返回 12,000 条数据，8501 前端返回 HTTP 200。Dockerfile 默认基础镜像仍为 python:3.12-slim。</w:t>
+      </w:r>
+    </w:p>
+    <w:p>
+      <w:pPr>
+        <w:ind w:firstLine="420"/>
+      </w:pPr>
+      <w:r>
+        <w:rPr>
+          <w:rFonts w:ascii="PingFang SC" w:hAnsi="PingFang SC" w:eastAsia="PingFang SC"/>
+          <w:sz w:val="21"/>
+        </w:rPr>
+        <w:t>容器内正式 RAG 冒烟测试返回 method=faiss_bge_embedding、embedding_model=BAAI/bge-small-zh-v1.5，召回结果保留 source_url、crawl_time 和 data_origin。真实 Agent 调用返回 model_call=true、protocol=responses、model=gpt-5.6-sol，并成功调用 cluster_summary 本地工具。云服务器部署和在线地址仍需在 Render 上完成最终发布。</w:t>
       </w:r>
     </w:p>
     <w:p>
@@ -4942,7 +5208,7 @@
           <w:rFonts w:ascii="PingFang SC" w:hAnsi="PingFang SC" w:eastAsia="PingFang SC"/>
           <w:sz w:val="21"/>
         </w:rPr>
-        <w:t>Week 3 已完成本地容器验证、测试报告和 AI 使用说明。由于当前没有云平台账号，云服务器部署与在线地址尚未生成；15–20 分钟最终答辩 PPT 与模拟答辩不纳入本次文档交付。</w:t>
+        <w:t>Week 3 已完成本地容器验证、测试报告和 AI 使用说明。Render 已作为云端部署目标，但在在线服务成功返回健康检查之前，不把本地地址写成云端演示地址。</w:t>
       </w:r>
     </w:p>
     <w:sectPr>

--- a/submit/测试报告.docx
+++ b/submit/测试报告.docx
@@ -5121,7 +5121,7 @@
           <w:rFonts w:ascii="PingFang SC" w:hAnsi="PingFang SC" w:eastAsia="PingFang SC"/>
           <w:sz w:val="21"/>
         </w:rPr>
-        <w:t>容器内正式 RAG 冒烟测试返回 method=faiss_bge_embedding、embedding_model=BAAI/bge-small-zh-v1.5，召回结果保留 source_url、crawl_time 和 data_origin。真实 Agent 调用返回 model_call=true、protocol=responses、model=gpt-5.6-sol，并成功调用 cluster_summary 本地工具。云服务器部署和在线地址仍需在 Render 上完成最终发布。</w:t>
+        <w:t>容器内正式 RAG 冒烟测试返回 method=faiss_bge_embedding、embedding_model=BAAI/bge-small-zh-v1.5，召回结果保留 source_url、crawl_time 和 data_origin。真实 Agent 调用返回 model_call=true、protocol=responses、model=gpt-5.6-sol，并成功调用 cluster_summary 本地工具。2026 年 9 月 20 日通过 Cloudflare Quick Tunnel 提供临时公网演示地址 https://mesa-clip-weight-fleece.trycloudflare.com，实测 HTTP 200。该地址映射到本机 8501 前端，依赖 Docker 与 cloudflared 持续运行，不等同于永久云服务器托管。</w:t>
       </w:r>
     </w:p>
     <w:p>
@@ -5208,7 +5208,7 @@
           <w:rFonts w:ascii="PingFang SC" w:hAnsi="PingFang SC" w:eastAsia="PingFang SC"/>
           <w:sz w:val="21"/>
         </w:rPr>
-        <w:t>Week 3 已完成本地容器验证、测试报告和 AI 使用说明。Render 已作为云端部署目标，但在在线服务成功返回健康检查之前，不把本地地址写成云端演示地址。</w:t>
+        <w:t>Week 3 已完成本地容器验证、测试报告、AI 使用说明和临时公网演示。公网地址是 Cloudflare Quick Tunnel，依赖本机 Docker 与隧道进程持续运行，不等同于永久云服务器托管。</w:t>
       </w:r>
     </w:p>
     <w:sectPr>
